--- a/ind/docx/005.content.docx
+++ b/ind/docx/005.content.docx
@@ -150,26 +150,6 @@
           <w:lang w:val="id_ID" w:bidi="id_ID"/>
         </w:rPr>
         <w:t>M</w:t>
-      </w:r>
-      <w:r>
-        <w:rPr>
-          <w:lang w:val="id_ID" w:bidi="id_ID"/>
-        </w:rPr>
-      </w:r>
-    </w:p>
-    <w:p>
-      <w:pPr/>
-      <w:r>
-        <w:rPr>
-          <w:lang w:val="id_ID" w:bidi="id_ID"/>
-        </w:rPr>
-      </w:r>
-      <w:r>
-        <w:rPr>
-          <w:i/>
-          <w:lang w:val="id_ID" w:bidi="id_ID"/>
-        </w:rPr>
-        <w:t>Makan Bersama</w:t>
       </w:r>
       <w:r>
         <w:rPr>

--- a/ind/docx/005.content.docx
+++ b/ind/docx/005.content.docx
@@ -19,7 +19,7 @@
         <w:rPr>
           <w:lang w:val="id_ID" w:bidi="id_ID"/>
         </w:rPr>
-        <w:t>Resource: Study Notes - Themes (Tyndale)</w:t>
+        <w:t>Resource: Tyndale Open Study Notes</w:t>
       </w:r>
       <w:r>
         <w:rPr>
@@ -112,7 +112,7 @@
         <w:rPr>
           <w:lang w:val="id_ID" w:bidi="id_ID"/>
         </w:rPr>
-        <w:t>Study Notes - Themes (Tyndale)</w:t>
+        <w:t>Tyndale Open Study Notes</w:t>
       </w:r>
     </w:p>
     <w:p>

--- a/ind/docx/005.content.docx
+++ b/ind/docx/005.content.docx
@@ -19,7 +19,7 @@
         <w:rPr>
           <w:lang w:val="id_ID" w:bidi="id_ID"/>
         </w:rPr>
-        <w:t>Resource: Tyndale Open Study Notes</w:t>
+        <w:t>Resource: Aquifer Open Study Notes (Themes)</w:t>
       </w:r>
       <w:r>
         <w:rPr>
@@ -112,7 +112,7 @@
         <w:rPr>
           <w:lang w:val="id_ID" w:bidi="id_ID"/>
         </w:rPr>
-        <w:t>Tyndale Open Study Notes</w:t>
+        <w:t>Aquifer Open Study Notes (Themes)</w:t>
       </w:r>
     </w:p>
     <w:p>

--- a/ind/docx/005.content.docx
+++ b/ind/docx/005.content.docx
@@ -247,144 +247,96 @@
         </w:rPr>
         <w:t xml:space="preserve">Kebanyakan orang Yahudi menaati hukum makanan hampir sepanjang waktu. Yesus juga melakukannya. Namun, Dia sering dengan sengaja makan bersama orang-orang yang secara upacara tidak tahir atau kurang berkomitmen untuk menaati hukum. Berbagi makanan dapat menunjukkan kesetaraan dalam perjanjian dan sosial (bdk. </w:t>
       </w:r>
-      <w:hyperlink r:id="rId13">
-        <w:r>
-          <w:rPr>
-            <w:lang w:val="id_ID" w:bidi="id_ID"/>
-          </w:rPr>
-          <w:rPr>
-            <w:color w:val="0000EE"/>
-            <w:u w:val="single"/>
-          </w:rPr>
-          <w:t>Mat. 26:26–29</w:t>
-        </w:r>
-      </w:hyperlink>
+      <w:r>
+        <w:rPr>
+          <w:lang w:val="id_ID" w:bidi="id_ID"/>
+        </w:rPr>
+        <w:t>Mat. 26:26–29</w:t>
+      </w:r>
       <w:r>
         <w:rPr>
           <w:lang w:val="id_ID" w:bidi="id_ID"/>
         </w:rPr>
         <w:t xml:space="preserve">; </w:t>
       </w:r>
-      <w:hyperlink r:id="rId14">
-        <w:r>
-          <w:rPr>
-            <w:lang w:val="id_ID" w:bidi="id_ID"/>
-          </w:rPr>
-          <w:rPr>
-            <w:color w:val="0000EE"/>
-            <w:u w:val="single"/>
-          </w:rPr>
-          <w:t>2Raj. 25:27–30</w:t>
-        </w:r>
-      </w:hyperlink>
+      <w:r>
+        <w:rPr>
+          <w:lang w:val="id_ID" w:bidi="id_ID"/>
+        </w:rPr>
+        <w:t>2Raj. 25:27–30</w:t>
+      </w:r>
       <w:r>
         <w:rPr>
           <w:lang w:val="id_ID" w:bidi="id_ID"/>
         </w:rPr>
         <w:t>). Orang-orang Farisi percaya bahwa menjauhi orang-orang berdosa seperti itu adalah hal yang diperlukan untuk mencapai kebenaran. Inilah sebabnya mengapa mereka merasa tersinggung ketika Yesus makan dengan orang-orang berdosa (</w:t>
       </w:r>
-      <w:hyperlink r:id="rId15">
-        <w:r>
-          <w:rPr>
-            <w:lang w:val="id_ID" w:bidi="id_ID"/>
-          </w:rPr>
-          <w:rPr>
-            <w:color w:val="0000EE"/>
-            <w:u w:val="single"/>
-          </w:rPr>
-          <w:t>Mat. 9:10–11</w:t>
-        </w:r>
-      </w:hyperlink>
+      <w:r>
+        <w:rPr>
+          <w:lang w:val="id_ID" w:bidi="id_ID"/>
+        </w:rPr>
+        <w:t>Mat. 9:10–11</w:t>
+      </w:r>
       <w:r>
         <w:rPr>
           <w:lang w:val="id_ID" w:bidi="id_ID"/>
         </w:rPr>
         <w:t xml:space="preserve">; </w:t>
       </w:r>
-      <w:hyperlink r:id="rId16">
-        <w:r>
-          <w:rPr>
-            <w:lang w:val="id_ID" w:bidi="id_ID"/>
-          </w:rPr>
-          <w:rPr>
-            <w:color w:val="0000EE"/>
-            <w:u w:val="single"/>
-          </w:rPr>
-          <w:t>11:19</w:t>
-        </w:r>
-      </w:hyperlink>
+      <w:r>
+        <w:rPr>
+          <w:lang w:val="id_ID" w:bidi="id_ID"/>
+        </w:rPr>
+        <w:t>11:19</w:t>
+      </w:r>
       <w:r>
         <w:rPr>
           <w:lang w:val="id_ID" w:bidi="id_ID"/>
         </w:rPr>
         <w:t xml:space="preserve">; </w:t>
       </w:r>
-      <w:hyperlink r:id="rId17">
-        <w:r>
-          <w:rPr>
-            <w:lang w:val="id_ID" w:bidi="id_ID"/>
-          </w:rPr>
-          <w:rPr>
-            <w:color w:val="0000EE"/>
-            <w:u w:val="single"/>
-          </w:rPr>
-          <w:t>21:28–32</w:t>
-        </w:r>
-      </w:hyperlink>
+      <w:r>
+        <w:rPr>
+          <w:lang w:val="id_ID" w:bidi="id_ID"/>
+        </w:rPr>
+        <w:t>21:28–32</w:t>
+      </w:r>
       <w:r>
         <w:rPr>
           <w:lang w:val="id_ID" w:bidi="id_ID"/>
         </w:rPr>
         <w:t xml:space="preserve">; </w:t>
       </w:r>
-      <w:hyperlink r:id="rId18">
-        <w:r>
-          <w:rPr>
-            <w:lang w:val="id_ID" w:bidi="id_ID"/>
-          </w:rPr>
-          <w:rPr>
-            <w:color w:val="0000EE"/>
-            <w:u w:val="single"/>
-          </w:rPr>
-          <w:t>Luk. 7:36–50</w:t>
-        </w:r>
-      </w:hyperlink>
+      <w:r>
+        <w:rPr>
+          <w:lang w:val="id_ID" w:bidi="id_ID"/>
+        </w:rPr>
+        <w:t>Luk. 7:36–50</w:t>
+      </w:r>
       <w:r>
         <w:rPr>
           <w:lang w:val="id_ID" w:bidi="id_ID"/>
         </w:rPr>
         <w:t xml:space="preserve">; </w:t>
       </w:r>
-      <w:hyperlink r:id="rId19">
-        <w:r>
-          <w:rPr>
-            <w:lang w:val="id_ID" w:bidi="id_ID"/>
-          </w:rPr>
-          <w:rPr>
-            <w:color w:val="0000EE"/>
-            <w:u w:val="single"/>
-          </w:rPr>
-          <w:t>15:1–2</w:t>
-        </w:r>
-      </w:hyperlink>
+      <w:r>
+        <w:rPr>
+          <w:lang w:val="id_ID" w:bidi="id_ID"/>
+        </w:rPr>
+        <w:t>15:1–2</w:t>
+      </w:r>
       <w:r>
         <w:rPr>
           <w:lang w:val="id_ID" w:bidi="id_ID"/>
         </w:rPr>
         <w:t xml:space="preserve">; </w:t>
       </w:r>
-      <w:hyperlink r:id="rId20">
-        <w:r>
-          <w:rPr>
-            <w:lang w:val="id_ID" w:bidi="id_ID"/>
-          </w:rPr>
-          <w:rPr>
-            <w:color w:val="0000EE"/>
-            <w:u w:val="single"/>
-          </w:rPr>
-          <w:t>19:1–10</w:t>
-        </w:r>
-      </w:hyperlink>
+      <w:r>
+        <w:rPr>
+          <w:lang w:val="id_ID" w:bidi="id_ID"/>
+        </w:rPr>
+        <w:t>19:1–10</w:t>
+      </w:r>
       <w:r>
         <w:rPr>
           <w:lang w:val="id_ID" w:bidi="id_ID"/>
@@ -405,72 +357,48 @@
         </w:rPr>
         <w:t>Yesus makan bersama dengan orang-orang berdosa untuk menunjukkan kasih karunia Allah. Dia memperluas kasih dan pengampunan Allah, dengan mengundang semua orang untuk bergabung dalam suatu komunitas yang baru. Perjamuan terakhir Yesus (disebut 'Perjamuan Malam Terakhir') mengantisipasi perjamuan di dalam kerajaan sorga (</w:t>
       </w:r>
-      <w:hyperlink r:id="rId21">
-        <w:r>
-          <w:rPr>
-            <w:lang w:val="id_ID" w:bidi="id_ID"/>
-          </w:rPr>
-          <w:rPr>
-            <w:color w:val="0000EE"/>
-            <w:u w:val="single"/>
-          </w:rPr>
-          <w:t>Mat. 26:29</w:t>
-        </w:r>
-      </w:hyperlink>
+      <w:r>
+        <w:rPr>
+          <w:lang w:val="id_ID" w:bidi="id_ID"/>
+        </w:rPr>
+        <w:t>Mat. 26:29</w:t>
+      </w:r>
       <w:r>
         <w:rPr>
           <w:lang w:val="id_ID" w:bidi="id_ID"/>
         </w:rPr>
         <w:t xml:space="preserve">; lihat </w:t>
       </w:r>
-      <w:hyperlink r:id="rId22">
-        <w:r>
-          <w:rPr>
-            <w:lang w:val="id_ID" w:bidi="id_ID"/>
-          </w:rPr>
-          <w:rPr>
-            <w:color w:val="0000EE"/>
-            <w:u w:val="single"/>
-          </w:rPr>
-          <w:t>8:11–12</w:t>
-        </w:r>
-      </w:hyperlink>
+      <w:r>
+        <w:rPr>
+          <w:lang w:val="id_ID" w:bidi="id_ID"/>
+        </w:rPr>
+        <w:t>8:11–12</w:t>
+      </w:r>
       <w:r>
         <w:rPr>
           <w:lang w:val="id_ID" w:bidi="id_ID"/>
         </w:rPr>
         <w:t>). Dalam gereja mula-mula, makan bersama juga memainkan peranan penting. Hal itu mengekspresikan persekutuan di antara orang-orang Kristen dan menjadi kesempatan untuk mengambil bagian dalam Perjamuan Tuhan (</w:t>
       </w:r>
-      <w:hyperlink r:id="rId23">
-        <w:r>
-          <w:rPr>
-            <w:lang w:val="id_ID" w:bidi="id_ID"/>
-          </w:rPr>
-          <w:rPr>
-            <w:color w:val="0000EE"/>
-            <w:u w:val="single"/>
-          </w:rPr>
-          <w:t>Kisah 2:46</w:t>
-        </w:r>
-      </w:hyperlink>
+      <w:r>
+        <w:rPr>
+          <w:lang w:val="id_ID" w:bidi="id_ID"/>
+        </w:rPr>
+        <w:t>Kisah 2:46</w:t>
+      </w:r>
       <w:r>
         <w:rPr>
           <w:lang w:val="id_ID" w:bidi="id_ID"/>
         </w:rPr>
         <w:t xml:space="preserve">; </w:t>
       </w:r>
-      <w:hyperlink r:id="rId24">
-        <w:r>
-          <w:rPr>
-            <w:lang w:val="id_ID" w:bidi="id_ID"/>
-          </w:rPr>
-          <w:rPr>
-            <w:color w:val="0000EE"/>
-            <w:u w:val="single"/>
-          </w:rPr>
-          <w:t>1Kor. 11:17–34</w:t>
-        </w:r>
-      </w:hyperlink>
+      <w:r>
+        <w:rPr>
+          <w:lang w:val="id_ID" w:bidi="id_ID"/>
+        </w:rPr>
+        <w:t>1Kor. 11:17–34</w:t>
+      </w:r>
       <w:r>
         <w:rPr>
           <w:lang w:val="id_ID" w:bidi="id_ID"/>
@@ -491,18 +419,12 @@
         </w:rPr>
         <w:t xml:space="preserve">Rasul Paulus melanjutkan praktik Yesus untuk membangun ikatan antara orang Yahudi dan orang-orang non-Yahudi (orang-orang yang bukan Yahudi) di dalam gereja (lihat </w:t>
       </w:r>
-      <w:hyperlink r:id="rId25">
-        <w:r>
-          <w:rPr>
-            <w:lang w:val="id_ID" w:bidi="id_ID"/>
-          </w:rPr>
-          <w:rPr>
-            <w:color w:val="0000EE"/>
-            <w:u w:val="single"/>
-          </w:rPr>
-          <w:t>Gal. 2:11–21</w:t>
-        </w:r>
-      </w:hyperlink>
+      <w:r>
+        <w:rPr>
+          <w:lang w:val="id_ID" w:bidi="id_ID"/>
+        </w:rPr>
+        <w:t>Gal. 2:11–21</w:t>
+      </w:r>
       <w:r>
         <w:rPr>
           <w:lang w:val="id_ID" w:bidi="id_ID"/>
@@ -521,18 +443,12 @@
         </w:rPr>
         <w:t>" di antara orang Yahudi dan orang-orang non-Yahudi (</w:t>
       </w:r>
-      <w:hyperlink r:id="rId26">
-        <w:r>
-          <w:rPr>
-            <w:lang w:val="id_ID" w:bidi="id_ID"/>
-          </w:rPr>
-          <w:rPr>
-            <w:color w:val="0000EE"/>
-            <w:u w:val="single"/>
-          </w:rPr>
-          <w:t>Ef. 2:14–18</w:t>
-        </w:r>
-      </w:hyperlink>
+      <w:r>
+        <w:rPr>
+          <w:lang w:val="id_ID" w:bidi="id_ID"/>
+        </w:rPr>
+        <w:t>Ef. 2:14–18</w:t>
+      </w:r>
       <w:r>
         <w:rPr>
           <w:lang w:val="id_ID" w:bidi="id_ID"/>
@@ -562,270 +478,180 @@
           <w:lang w:val="id_ID" w:bidi="id_ID"/>
         </w:rPr>
       </w:r>
-      <w:hyperlink r:id="rId27">
-        <w:r>
-          <w:rPr>
-            <w:lang w:val="id_ID" w:bidi="id_ID"/>
-          </w:rPr>
-          <w:rPr>
-            <w:color w:val="0000EE"/>
-            <w:u w:val="single"/>
-          </w:rPr>
-          <w:t>Kej. 18:1–8</w:t>
-        </w:r>
-      </w:hyperlink>
+      <w:r>
+        <w:rPr>
+          <w:lang w:val="id_ID" w:bidi="id_ID"/>
+        </w:rPr>
+        <w:t>Kej. 18:1–8</w:t>
+      </w:r>
       <w:r>
         <w:rPr>
           <w:lang w:val="id_ID" w:bidi="id_ID"/>
         </w:rPr>
         <w:t xml:space="preserve">; </w:t>
       </w:r>
-      <w:hyperlink r:id="rId28">
-        <w:r>
-          <w:rPr>
-            <w:lang w:val="id_ID" w:bidi="id_ID"/>
-          </w:rPr>
-          <w:rPr>
-            <w:color w:val="0000EE"/>
-            <w:u w:val="single"/>
-          </w:rPr>
-          <w:t>Kel. 24:9–11</w:t>
-        </w:r>
-      </w:hyperlink>
+      <w:r>
+        <w:rPr>
+          <w:lang w:val="id_ID" w:bidi="id_ID"/>
+        </w:rPr>
+        <w:t>Kel. 24:9–11</w:t>
+      </w:r>
       <w:r>
         <w:rPr>
           <w:lang w:val="id_ID" w:bidi="id_ID"/>
         </w:rPr>
         <w:t xml:space="preserve">; </w:t>
       </w:r>
-      <w:hyperlink r:id="rId14">
-        <w:r>
-          <w:rPr>
-            <w:lang w:val="id_ID" w:bidi="id_ID"/>
-          </w:rPr>
-          <w:rPr>
-            <w:color w:val="0000EE"/>
-            <w:u w:val="single"/>
-          </w:rPr>
-          <w:t>2Raj. 25:27–30</w:t>
-        </w:r>
-      </w:hyperlink>
+      <w:r>
+        <w:rPr>
+          <w:lang w:val="id_ID" w:bidi="id_ID"/>
+        </w:rPr>
+        <w:t>2Raj. 25:27–30</w:t>
+      </w:r>
       <w:r>
         <w:rPr>
           <w:lang w:val="id_ID" w:bidi="id_ID"/>
         </w:rPr>
         <w:t xml:space="preserve">; </w:t>
       </w:r>
-      <w:hyperlink r:id="rId22">
-        <w:r>
-          <w:rPr>
-            <w:lang w:val="id_ID" w:bidi="id_ID"/>
-          </w:rPr>
-          <w:rPr>
-            <w:color w:val="0000EE"/>
-            <w:u w:val="single"/>
-          </w:rPr>
-          <w:t>Mat. 8:11–12</w:t>
-        </w:r>
-      </w:hyperlink>
+      <w:r>
+        <w:rPr>
+          <w:lang w:val="id_ID" w:bidi="id_ID"/>
+        </w:rPr>
+        <w:t>Mat. 8:11–12</w:t>
+      </w:r>
       <w:r>
         <w:rPr>
           <w:lang w:val="id_ID" w:bidi="id_ID"/>
         </w:rPr>
         <w:t xml:space="preserve">; </w:t>
       </w:r>
-      <w:hyperlink r:id="rId29">
-        <w:r>
-          <w:rPr>
-            <w:lang w:val="id_ID" w:bidi="id_ID"/>
-          </w:rPr>
-          <w:rPr>
-            <w:color w:val="0000EE"/>
-            <w:u w:val="single"/>
-          </w:rPr>
-          <w:t>9:10–13</w:t>
-        </w:r>
-      </w:hyperlink>
+      <w:r>
+        <w:rPr>
+          <w:lang w:val="id_ID" w:bidi="id_ID"/>
+        </w:rPr>
+        <w:t>9:10–13</w:t>
+      </w:r>
       <w:r>
         <w:rPr>
           <w:lang w:val="id_ID" w:bidi="id_ID"/>
         </w:rPr>
         <w:t xml:space="preserve">; </w:t>
       </w:r>
-      <w:hyperlink r:id="rId16">
-        <w:r>
-          <w:rPr>
-            <w:lang w:val="id_ID" w:bidi="id_ID"/>
-          </w:rPr>
-          <w:rPr>
-            <w:color w:val="0000EE"/>
-            <w:u w:val="single"/>
-          </w:rPr>
-          <w:t>11:19</w:t>
-        </w:r>
-      </w:hyperlink>
+      <w:r>
+        <w:rPr>
+          <w:lang w:val="id_ID" w:bidi="id_ID"/>
+        </w:rPr>
+        <w:t>11:19</w:t>
+      </w:r>
       <w:r>
         <w:rPr>
           <w:lang w:val="id_ID" w:bidi="id_ID"/>
         </w:rPr>
         <w:t xml:space="preserve">; </w:t>
       </w:r>
-      <w:hyperlink r:id="rId13">
-        <w:r>
-          <w:rPr>
-            <w:lang w:val="id_ID" w:bidi="id_ID"/>
-          </w:rPr>
-          <w:rPr>
-            <w:color w:val="0000EE"/>
-            <w:u w:val="single"/>
-          </w:rPr>
-          <w:t>26:26–29</w:t>
-        </w:r>
-      </w:hyperlink>
+      <w:r>
+        <w:rPr>
+          <w:lang w:val="id_ID" w:bidi="id_ID"/>
+        </w:rPr>
+        <w:t>26:26–29</w:t>
+      </w:r>
       <w:r>
         <w:rPr>
           <w:lang w:val="id_ID" w:bidi="id_ID"/>
         </w:rPr>
         <w:t xml:space="preserve">; </w:t>
       </w:r>
-      <w:hyperlink r:id="rId18">
-        <w:r>
-          <w:rPr>
-            <w:lang w:val="id_ID" w:bidi="id_ID"/>
-          </w:rPr>
-          <w:rPr>
-            <w:color w:val="0000EE"/>
-            <w:u w:val="single"/>
-          </w:rPr>
-          <w:t>Luk. 7:36–50</w:t>
-        </w:r>
-      </w:hyperlink>
+      <w:r>
+        <w:rPr>
+          <w:lang w:val="id_ID" w:bidi="id_ID"/>
+        </w:rPr>
+        <w:t>Luk. 7:36–50</w:t>
+      </w:r>
       <w:r>
         <w:rPr>
           <w:lang w:val="id_ID" w:bidi="id_ID"/>
         </w:rPr>
         <w:t xml:space="preserve">; </w:t>
       </w:r>
-      <w:hyperlink r:id="rId19">
-        <w:r>
-          <w:rPr>
-            <w:lang w:val="id_ID" w:bidi="id_ID"/>
-          </w:rPr>
-          <w:rPr>
-            <w:color w:val="0000EE"/>
-            <w:u w:val="single"/>
-          </w:rPr>
-          <w:t>15:1–2</w:t>
-        </w:r>
-      </w:hyperlink>
+      <w:r>
+        <w:rPr>
+          <w:lang w:val="id_ID" w:bidi="id_ID"/>
+        </w:rPr>
+        <w:t>15:1–2</w:t>
+      </w:r>
       <w:r>
         <w:rPr>
           <w:lang w:val="id_ID" w:bidi="id_ID"/>
         </w:rPr>
         <w:t xml:space="preserve">; </w:t>
       </w:r>
-      <w:hyperlink r:id="rId20">
-        <w:r>
-          <w:rPr>
-            <w:lang w:val="id_ID" w:bidi="id_ID"/>
-          </w:rPr>
-          <w:rPr>
-            <w:color w:val="0000EE"/>
-            <w:u w:val="single"/>
-          </w:rPr>
-          <w:t>19:1–10</w:t>
-        </w:r>
-      </w:hyperlink>
+      <w:r>
+        <w:rPr>
+          <w:lang w:val="id_ID" w:bidi="id_ID"/>
+        </w:rPr>
+        <w:t>19:1–10</w:t>
+      </w:r>
       <w:r>
         <w:rPr>
           <w:lang w:val="id_ID" w:bidi="id_ID"/>
         </w:rPr>
         <w:t xml:space="preserve">; </w:t>
       </w:r>
-      <w:hyperlink r:id="rId30">
-        <w:r>
-          <w:rPr>
-            <w:lang w:val="id_ID" w:bidi="id_ID"/>
-          </w:rPr>
-          <w:rPr>
-            <w:color w:val="0000EE"/>
-            <w:u w:val="single"/>
-          </w:rPr>
-          <w:t>22:14–21</w:t>
-        </w:r>
-      </w:hyperlink>
+      <w:r>
+        <w:rPr>
+          <w:lang w:val="id_ID" w:bidi="id_ID"/>
+        </w:rPr>
+        <w:t>22:14–21</w:t>
+      </w:r>
       <w:r>
         <w:rPr>
           <w:lang w:val="id_ID" w:bidi="id_ID"/>
         </w:rPr>
         <w:t xml:space="preserve">; </w:t>
       </w:r>
-      <w:hyperlink r:id="rId31">
-        <w:r>
-          <w:rPr>
-            <w:lang w:val="id_ID" w:bidi="id_ID"/>
-          </w:rPr>
-          <w:rPr>
-            <w:color w:val="0000EE"/>
-            <w:u w:val="single"/>
-          </w:rPr>
-          <w:t>Kisah 2:46–47</w:t>
-        </w:r>
-      </w:hyperlink>
+      <w:r>
+        <w:rPr>
+          <w:lang w:val="id_ID" w:bidi="id_ID"/>
+        </w:rPr>
+        <w:t>Kisah 2:46–47</w:t>
+      </w:r>
       <w:r>
         <w:rPr>
           <w:lang w:val="id_ID" w:bidi="id_ID"/>
         </w:rPr>
         <w:t xml:space="preserve">; </w:t>
       </w:r>
-      <w:hyperlink r:id="rId32">
-        <w:r>
-          <w:rPr>
-            <w:lang w:val="id_ID" w:bidi="id_ID"/>
-          </w:rPr>
-          <w:rPr>
-            <w:color w:val="0000EE"/>
-            <w:u w:val="single"/>
-          </w:rPr>
-          <w:t>1Kor. 11:20–34</w:t>
-        </w:r>
-      </w:hyperlink>
+      <w:r>
+        <w:rPr>
+          <w:lang w:val="id_ID" w:bidi="id_ID"/>
+        </w:rPr>
+        <w:t>1Kor. 11:20–34</w:t>
+      </w:r>
       <w:r>
         <w:rPr>
           <w:lang w:val="id_ID" w:bidi="id_ID"/>
         </w:rPr>
         <w:t xml:space="preserve">; </w:t>
       </w:r>
-      <w:hyperlink r:id="rId33">
-        <w:r>
-          <w:rPr>
-            <w:lang w:val="id_ID" w:bidi="id_ID"/>
-          </w:rPr>
-          <w:rPr>
-            <w:color w:val="0000EE"/>
-            <w:u w:val="single"/>
-          </w:rPr>
-          <w:t>Gal. 2:11–16</w:t>
-        </w:r>
-      </w:hyperlink>
+      <w:r>
+        <w:rPr>
+          <w:lang w:val="id_ID" w:bidi="id_ID"/>
+        </w:rPr>
+        <w:t>Gal. 2:11–16</w:t>
+      </w:r>
       <w:r>
         <w:rPr>
           <w:lang w:val="id_ID" w:bidi="id_ID"/>
         </w:rPr>
         <w:t xml:space="preserve">; </w:t>
       </w:r>
-      <w:hyperlink r:id="rId26">
-        <w:r>
-          <w:rPr>
-            <w:lang w:val="id_ID" w:bidi="id_ID"/>
-          </w:rPr>
-          <w:rPr>
-            <w:color w:val="0000EE"/>
-            <w:u w:val="single"/>
-          </w:rPr>
-          <w:t>Ef. 2:14–18</w:t>
-        </w:r>
-      </w:hyperlink>
+      <w:r>
+        <w:rPr>
+          <w:lang w:val="id_ID" w:bidi="id_ID"/>
+        </w:rPr>
+        <w:t>Ef. 2:14–18</w:t>
+      </w:r>
       <w:r>
         <w:rPr>
           <w:lang w:val="id_ID" w:bidi="id_ID"/>
